--- a/Project/Database_MobileKart_ECommerce.docx
+++ b/Project/Database_MobileKart_ECommerce.docx
@@ -113,13 +113,23 @@
           <w:tcPr>
             <w:tcW w:w="4675" w:type="dxa"/>
           </w:tcPr>
-          <w:p/>
+          <w:p>
+            <w:proofErr w:type="spellStart"/>
+            <w:r>
+              <w:t>adminid</w:t>
+            </w:r>
+            <w:proofErr w:type="spellEnd"/>
+          </w:p>
         </w:tc>
         <w:tc>
           <w:tcPr>
             <w:tcW w:w="4675" w:type="dxa"/>
           </w:tcPr>
-          <w:p/>
+          <w:p>
+            <w:r>
+              <w:t>int</w:t>
+            </w:r>
+          </w:p>
         </w:tc>
       </w:tr>
     </w:tbl>
@@ -5154,8 +5164,33 @@
       </w:r>
     </w:p>
     <w:p>
+      <w:pPr>
+        <w:rPr>
+          <w:color w:val="EE0000"/>
+        </w:rPr>
+      </w:pPr>
       <w:r>
         <w:t>Stores overall order details</w:t>
+      </w:r>
+      <w:r>
+        <w:rPr>
+          <w:color w:val="EE0000"/>
+        </w:rPr>
+        <w:t xml:space="preserve"> (Needs to create table name by Orders as order is predefined keyword in </w:t>
+      </w:r>
+      <w:proofErr w:type="spellStart"/>
+      <w:r>
+        <w:rPr>
+          <w:color w:val="EE0000"/>
+        </w:rPr>
+        <w:t>mysql</w:t>
+      </w:r>
+      <w:proofErr w:type="spellEnd"/>
+      <w:r>
+        <w:rPr>
+          <w:color w:val="EE0000"/>
+        </w:rPr>
+        <w:t>)</w:t>
       </w:r>
     </w:p>
     <w:tbl>
@@ -5992,12 +6027,12 @@
           <w:b/>
           <w:bCs/>
         </w:rPr>
+        <w:lastRenderedPageBreak/>
         <w:t xml:space="preserve">2. ORDER_ITEMS TABLE </w:t>
       </w:r>
     </w:p>
     <w:p>
       <w:r>
-        <w:lastRenderedPageBreak/>
         <w:t>Stores each product inside the order</w:t>
       </w:r>
     </w:p>
